--- a/var/templates_docx/E-704.docx
+++ b/var/templates_docx/E-704.docx
@@ -332,7 +332,7 @@
               <w:jc w:val="left"/>
             </w:pPr>
             <w:r>
-              <w:t xml:space="preserve">{{ handoff.pentester.company</w:t>
+              <w:t xml:space="preserve">{{ handoff.pentester.company | default('Profesional independiente') }}</w:t>
             </w:r>
           </w:p>
         </w:tc>
@@ -461,7 +461,7 @@
               <w:jc w:val="left"/>
             </w:pPr>
             <w:r>
-              <w:t xml:space="preserve">{{ handoff.execution_start</w:t>
+              <w:t xml:space="preserve">{{ handoff.execution_start | default(run.phase1_started_at) }}</w:t>
             </w:r>
           </w:p>
         </w:tc>
@@ -487,7 +487,7 @@
               <w:jc w:val="left"/>
             </w:pPr>
             <w:r>
-              <w:t xml:space="preserve">{{ handoff.execution_end</w:t>
+              <w:t xml:space="preserve">{{ handoff.execution_end | default(run.completed_at) }}</w:t>
             </w:r>
           </w:p>
         </w:tc>
@@ -1318,31 +1318,31 @@
               <w:jc w:val="left"/>
             </w:pPr>
             <w:r>
-              <w:t xml:space="preserve">{{ score.by_source.external.critical</w:t>
-            </w:r>
-          </w:p>
-        </w:tc>
-        <w:tc>
-          <w:tcPr/>
-          <w:p>
-            <w:pPr>
-              <w:pStyle w:val="Compact"/>
-              <w:jc w:val="left"/>
-            </w:pPr>
-            <w:r>
-              <w:t xml:space="preserve">default(0) }}</w:t>
-            </w:r>
-          </w:p>
-        </w:tc>
-        <w:tc>
-          <w:tcPr/>
-          <w:p>
-            <w:pPr>
-              <w:pStyle w:val="Compact"/>
-              <w:jc w:val="left"/>
-            </w:pPr>
-            <w:r>
-              <w:t xml:space="preserve">{{ score.by_source.internal.critical</w:t>
+              <w:t xml:space="preserve">{{ score.by_source.external.critical | default(0) }}</w:t>
+            </w:r>
+          </w:p>
+        </w:tc>
+        <w:tc>
+          <w:tcPr/>
+          <w:p>
+            <w:pPr>
+              <w:pStyle w:val="Compact"/>
+              <w:jc w:val="left"/>
+            </w:pPr>
+            <w:r>
+              <w:t xml:space="preserve">{{ score.by_source.internal.critical | default(0) }}</w:t>
+            </w:r>
+          </w:p>
+        </w:tc>
+        <w:tc>
+          <w:tcPr/>
+          <w:p>
+            <w:pPr>
+              <w:pStyle w:val="Compact"/>
+              <w:jc w:val="left"/>
+            </w:pPr>
+            <w:r>
+              <w:t xml:space="preserve">{{ score.critical }}</w:t>
             </w:r>
           </w:p>
         </w:tc>
@@ -1368,31 +1368,31 @@
               <w:jc w:val="left"/>
             </w:pPr>
             <w:r>
-              <w:t xml:space="preserve">{{ score.by_source.external.high</w:t>
-            </w:r>
-          </w:p>
-        </w:tc>
-        <w:tc>
-          <w:tcPr/>
-          <w:p>
-            <w:pPr>
-              <w:pStyle w:val="Compact"/>
-              <w:jc w:val="left"/>
-            </w:pPr>
-            <w:r>
-              <w:t xml:space="preserve">default(0) }}</w:t>
-            </w:r>
-          </w:p>
-        </w:tc>
-        <w:tc>
-          <w:tcPr/>
-          <w:p>
-            <w:pPr>
-              <w:pStyle w:val="Compact"/>
-              <w:jc w:val="left"/>
-            </w:pPr>
-            <w:r>
-              <w:t xml:space="preserve">{{ score.by_source.internal.high</w:t>
+              <w:t xml:space="preserve">{{ score.by_source.external.high | default(0) }}</w:t>
+            </w:r>
+          </w:p>
+        </w:tc>
+        <w:tc>
+          <w:tcPr/>
+          <w:p>
+            <w:pPr>
+              <w:pStyle w:val="Compact"/>
+              <w:jc w:val="left"/>
+            </w:pPr>
+            <w:r>
+              <w:t xml:space="preserve">{{ score.by_source.internal.high | default(0) }}</w:t>
+            </w:r>
+          </w:p>
+        </w:tc>
+        <w:tc>
+          <w:tcPr/>
+          <w:p>
+            <w:pPr>
+              <w:pStyle w:val="Compact"/>
+              <w:jc w:val="left"/>
+            </w:pPr>
+            <w:r>
+              <w:t xml:space="preserve">{{ score.high }}</w:t>
             </w:r>
           </w:p>
         </w:tc>
@@ -1418,31 +1418,31 @@
               <w:jc w:val="left"/>
             </w:pPr>
             <w:r>
-              <w:t xml:space="preserve">{{ score.by_source.external.medium</w:t>
-            </w:r>
-          </w:p>
-        </w:tc>
-        <w:tc>
-          <w:tcPr/>
-          <w:p>
-            <w:pPr>
-              <w:pStyle w:val="Compact"/>
-              <w:jc w:val="left"/>
-            </w:pPr>
-            <w:r>
-              <w:t xml:space="preserve">default(0) }}</w:t>
-            </w:r>
-          </w:p>
-        </w:tc>
-        <w:tc>
-          <w:tcPr/>
-          <w:p>
-            <w:pPr>
-              <w:pStyle w:val="Compact"/>
-              <w:jc w:val="left"/>
-            </w:pPr>
-            <w:r>
-              <w:t xml:space="preserve">{{ score.by_source.internal.medium</w:t>
+              <w:t xml:space="preserve">{{ score.by_source.external.medium | default(0) }}</w:t>
+            </w:r>
+          </w:p>
+        </w:tc>
+        <w:tc>
+          <w:tcPr/>
+          <w:p>
+            <w:pPr>
+              <w:pStyle w:val="Compact"/>
+              <w:jc w:val="left"/>
+            </w:pPr>
+            <w:r>
+              <w:t xml:space="preserve">{{ score.by_source.internal.medium | default(0) }}</w:t>
+            </w:r>
+          </w:p>
+        </w:tc>
+        <w:tc>
+          <w:tcPr/>
+          <w:p>
+            <w:pPr>
+              <w:pStyle w:val="Compact"/>
+              <w:jc w:val="left"/>
+            </w:pPr>
+            <w:r>
+              <w:t xml:space="preserve">{{ score.medium }}</w:t>
             </w:r>
           </w:p>
         </w:tc>
@@ -1468,31 +1468,31 @@
               <w:jc w:val="left"/>
             </w:pPr>
             <w:r>
-              <w:t xml:space="preserve">{{ score.by_source.external.low</w:t>
-            </w:r>
-          </w:p>
-        </w:tc>
-        <w:tc>
-          <w:tcPr/>
-          <w:p>
-            <w:pPr>
-              <w:pStyle w:val="Compact"/>
-              <w:jc w:val="left"/>
-            </w:pPr>
-            <w:r>
-              <w:t xml:space="preserve">default(0) }}</w:t>
-            </w:r>
-          </w:p>
-        </w:tc>
-        <w:tc>
-          <w:tcPr/>
-          <w:p>
-            <w:pPr>
-              <w:pStyle w:val="Compact"/>
-              <w:jc w:val="left"/>
-            </w:pPr>
-            <w:r>
-              <w:t xml:space="preserve">{{ score.by_source.internal.low</w:t>
+              <w:t xml:space="preserve">{{ score.by_source.external.low | default(0) }}</w:t>
+            </w:r>
+          </w:p>
+        </w:tc>
+        <w:tc>
+          <w:tcPr/>
+          <w:p>
+            <w:pPr>
+              <w:pStyle w:val="Compact"/>
+              <w:jc w:val="left"/>
+            </w:pPr>
+            <w:r>
+              <w:t xml:space="preserve">{{ score.by_source.internal.low | default(0) }}</w:t>
+            </w:r>
+          </w:p>
+        </w:tc>
+        <w:tc>
+          <w:tcPr/>
+          <w:p>
+            <w:pPr>
+              <w:pStyle w:val="Compact"/>
+              <w:jc w:val="left"/>
+            </w:pPr>
+            <w:r>
+              <w:t xml:space="preserve">{{ score.low }}</w:t>
             </w:r>
           </w:p>
         </w:tc>
